--- a/Core Java - Day 8 - 08-09-2025.docx
+++ b/Core Java - Day 8 - 08-09-2025.docx
@@ -201,7 +201,7 @@
           </mc:Choice>
           <mc:Fallback>
             <w:pict>
-              <v:oval w14:anchorId="3E08F1A0" id="Oval 2" o:spid="_x0000_s1026" style="position:absolute;margin-left:297.95pt;margin-top:63.7pt;width:10.5pt;height:9.95pt;z-index:251666432;visibility:visible;mso-wrap-style:square;mso-wrap-distance-left:9pt;mso-wrap-distance-top:0;mso-wrap-distance-right:9pt;mso-wrap-distance-bottom:0;mso-position-horizontal:absolute;mso-position-horizontal-relative:text;mso-position-vertical:absolute;mso-position-vertical-relative:text;v-text-anchor:middle" o:gfxdata="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" fillcolor="#4472c4 [3204]" strokecolor="#09101d [484]" strokeweight="1pt">
+              <v:oval w14:anchorId="1D9F250C" id="Oval 2" o:spid="_x0000_s1026" style="position:absolute;margin-left:297.95pt;margin-top:63.7pt;width:10.5pt;height:9.95pt;z-index:251666432;visibility:visible;mso-wrap-style:square;mso-wrap-distance-left:9pt;mso-wrap-distance-top:0;mso-wrap-distance-right:9pt;mso-wrap-distance-bottom:0;mso-position-horizontal:absolute;mso-position-horizontal-relative:text;mso-position-vertical:absolute;mso-position-vertical-relative:text;v-text-anchor:middle" o:gfxdata="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" fillcolor="#4472c4 [3204]" strokecolor="#09101d [484]" strokeweight="1pt">
                 <v:stroke joinstyle="miter"/>
               </v:oval>
             </w:pict>
@@ -279,7 +279,7 @@
           </mc:Choice>
           <mc:Fallback>
             <w:pict>
-              <v:oval w14:anchorId="3B725485" id="Oval 2" o:spid="_x0000_s1026" style="position:absolute;margin-left:74.15pt;margin-top:63.25pt;width:16.1pt;height:16.05pt;flip:x;z-index:251664384;visibility:visible;mso-wrap-style:square;mso-width-percent:0;mso-height-percent:0;mso-wrap-distance-left:9pt;mso-wrap-distance-top:0;mso-wrap-distance-right:9pt;mso-wrap-distance-bottom:0;mso-position-horizontal:absolute;mso-position-horizontal-relative:text;mso-position-vertical:absolute;mso-position-vertical-relative:text;mso-width-percent:0;mso-height-percent:0;mso-width-relative:margin;mso-height-relative:margin;v-text-anchor:middle" o:gfxdata="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" fillcolor="#4472c4 [3204]" strokecolor="#09101d [484]" strokeweight="1pt">
+              <v:oval w14:anchorId="03CF501C" id="Oval 2" o:spid="_x0000_s1026" style="position:absolute;margin-left:74.15pt;margin-top:63.25pt;width:16.1pt;height:16.05pt;flip:x;z-index:251664384;visibility:visible;mso-wrap-style:square;mso-width-percent:0;mso-height-percent:0;mso-wrap-distance-left:9pt;mso-wrap-distance-top:0;mso-wrap-distance-right:9pt;mso-wrap-distance-bottom:0;mso-position-horizontal:absolute;mso-position-horizontal-relative:text;mso-position-vertical:absolute;mso-position-vertical-relative:text;mso-width-percent:0;mso-height-percent:0;mso-width-relative:margin;mso-height-relative:margin;v-text-anchor:middle" o:gfxdata="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" fillcolor="#4472c4 [3204]" strokecolor="#09101d [484]" strokeweight="1pt">
                 <v:stroke joinstyle="miter"/>
               </v:oval>
             </w:pict>
@@ -351,7 +351,7 @@
           </mc:Choice>
           <mc:Fallback>
             <w:pict>
-              <v:oval w14:anchorId="5206D479" id="Oval 2" o:spid="_x0000_s1026" style="position:absolute;margin-left:52.05pt;margin-top:67.15pt;width:10.5pt;height:9.95pt;z-index:251662336;visibility:visible;mso-wrap-style:square;mso-wrap-distance-left:9pt;mso-wrap-distance-top:0;mso-wrap-distance-right:9pt;mso-wrap-distance-bottom:0;mso-position-horizontal:absolute;mso-position-horizontal-relative:text;mso-position-vertical:absolute;mso-position-vertical-relative:text;v-text-anchor:middle" o:gfxdata="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" fillcolor="#4472c4 [3204]" strokecolor="#09101d [484]" strokeweight="1pt">
+              <v:oval w14:anchorId="5E9974AF" id="Oval 2" o:spid="_x0000_s1026" style="position:absolute;margin-left:52.05pt;margin-top:67.15pt;width:10.5pt;height:9.95pt;z-index:251662336;visibility:visible;mso-wrap-style:square;mso-wrap-distance-left:9pt;mso-wrap-distance-top:0;mso-wrap-distance-right:9pt;mso-wrap-distance-bottom:0;mso-position-horizontal:absolute;mso-position-horizontal-relative:text;mso-position-vertical:absolute;mso-position-vertical-relative:text;v-text-anchor:middle" o:gfxdata="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" fillcolor="#4472c4 [3204]" strokecolor="#09101d [484]" strokeweight="1pt">
                 <v:stroke joinstyle="miter"/>
               </v:oval>
             </w:pict>
@@ -421,7 +421,7 @@
           </mc:Choice>
           <mc:Fallback>
             <w:pict>
-              <v:oval w14:anchorId="1E06B047" id="Oval 1" o:spid="_x0000_s1026" style="position:absolute;margin-left:245.35pt;margin-top:47.65pt;width:94.7pt;height:37.65pt;z-index:251661312;visibility:visible;mso-wrap-style:square;mso-wrap-distance-left:9pt;mso-wrap-distance-top:0;mso-wrap-distance-right:9pt;mso-wrap-distance-bottom:0;mso-position-horizontal:absolute;mso-position-horizontal-relative:text;mso-position-vertical:absolute;mso-position-vertical-relative:text;v-text-anchor:middle" o:gfxdata="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" fillcolor="white [3201]" strokecolor="#70ad47 [3209]" strokeweight="1pt">
+              <v:oval w14:anchorId="4C08EA1C" id="Oval 1" o:spid="_x0000_s1026" style="position:absolute;margin-left:245.35pt;margin-top:47.65pt;width:94.7pt;height:37.65pt;z-index:251661312;visibility:visible;mso-wrap-style:square;mso-wrap-distance-left:9pt;mso-wrap-distance-top:0;mso-wrap-distance-right:9pt;mso-wrap-distance-bottom:0;mso-position-horizontal:absolute;mso-position-horizontal-relative:text;mso-position-vertical:absolute;mso-position-vertical-relative:text;v-text-anchor:middle" o:gfxdata="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" fillcolor="white [3201]" strokecolor="#70ad47 [3209]" strokeweight="1pt">
                 <v:stroke joinstyle="miter"/>
               </v:oval>
             </w:pict>
@@ -491,7 +491,7 @@
           </mc:Choice>
           <mc:Fallback>
             <w:pict>
-              <v:oval w14:anchorId="25917FEF" id="Oval 1" o:spid="_x0000_s1026" style="position:absolute;margin-left:31pt;margin-top:54.4pt;width:94.7pt;height:37.65pt;z-index:251659264;visibility:visible;mso-wrap-style:square;mso-wrap-distance-left:9pt;mso-wrap-distance-top:0;mso-wrap-distance-right:9pt;mso-wrap-distance-bottom:0;mso-position-horizontal:absolute;mso-position-horizontal-relative:text;mso-position-vertical:absolute;mso-position-vertical-relative:text;v-text-anchor:middle" o:gfxdata="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" fillcolor="white [3201]" strokecolor="#70ad47 [3209]" strokeweight="1pt">
+              <v:oval w14:anchorId="0983CA82" id="Oval 1" o:spid="_x0000_s1026" style="position:absolute;margin-left:31pt;margin-top:54.4pt;width:94.7pt;height:37.65pt;z-index:251659264;visibility:visible;mso-wrap-style:square;mso-wrap-distance-left:9pt;mso-wrap-distance-top:0;mso-wrap-distance-right:9pt;mso-wrap-distance-bottom:0;mso-position-horizontal:absolute;mso-position-horizontal-relative:text;mso-position-vertical:absolute;mso-position-vertical-relative:text;v-text-anchor:middle" o:gfxdata="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" fillcolor="white [3201]" strokecolor="#70ad47 [3209]" strokeweight="1pt">
                 <v:stroke joinstyle="miter"/>
               </v:oval>
             </w:pict>
@@ -598,6 +598,194 @@
           <w:szCs w:val="28"/>
         </w:rPr>
       </w:pPr>
+    </w:p>
+    <w:p>
+      <w:pPr>
+        <w:rPr>
+          <w:sz w:val="28"/>
+          <w:szCs w:val="28"/>
+        </w:rPr>
+      </w:pPr>
+      <w:r>
+        <w:rPr>
+          <w:sz w:val="28"/>
+          <w:szCs w:val="28"/>
+        </w:rPr>
+        <w:t>Executors</w:t>
+      </w:r>
+      <w:r>
+        <w:rPr>
+          <w:sz w:val="28"/>
+          <w:szCs w:val="28"/>
+        </w:rPr>
+        <w:t xml:space="preserve"> this class provided lot of </w:t>
+      </w:r>
+      <w:proofErr w:type="spellStart"/>
+      <w:r>
+        <w:rPr>
+          <w:sz w:val="28"/>
+          <w:szCs w:val="28"/>
+        </w:rPr>
+        <w:t>pre defined</w:t>
+      </w:r>
+      <w:proofErr w:type="spellEnd"/>
+      <w:r>
+        <w:rPr>
+          <w:sz w:val="28"/>
+          <w:szCs w:val="28"/>
+        </w:rPr>
+        <w:t xml:space="preserve"> methods which help to create many methods and we can do reusability of those thread. </w:t>
+      </w:r>
+    </w:p>
+    <w:p>
+      <w:pPr>
+        <w:rPr>
+          <w:sz w:val="28"/>
+          <w:szCs w:val="28"/>
+        </w:rPr>
+      </w:pPr>
+    </w:p>
+    <w:p>
+      <w:pPr>
+        <w:rPr>
+          <w:sz w:val="28"/>
+          <w:szCs w:val="28"/>
+        </w:rPr>
+      </w:pPr>
+    </w:p>
+    <w:p>
+      <w:pPr>
+        <w:rPr>
+          <w:sz w:val="28"/>
+          <w:szCs w:val="28"/>
+        </w:rPr>
+      </w:pPr>
+    </w:p>
+    <w:p>
+      <w:pPr>
+        <w:rPr>
+          <w:sz w:val="28"/>
+          <w:szCs w:val="28"/>
+        </w:rPr>
+      </w:pPr>
+    </w:p>
+    <w:p>
+      <w:pPr>
+        <w:rPr>
+          <w:sz w:val="28"/>
+          <w:szCs w:val="28"/>
+        </w:rPr>
+      </w:pPr>
+    </w:p>
+    <w:p>
+      <w:pPr>
+        <w:rPr>
+          <w:sz w:val="28"/>
+          <w:szCs w:val="28"/>
+        </w:rPr>
+      </w:pPr>
+    </w:p>
+    <w:p>
+      <w:pPr>
+        <w:rPr>
+          <w:sz w:val="28"/>
+          <w:szCs w:val="28"/>
+        </w:rPr>
+      </w:pPr>
+    </w:p>
+    <w:p>
+      <w:pPr>
+        <w:rPr>
+          <w:sz w:val="28"/>
+          <w:szCs w:val="28"/>
+        </w:rPr>
+      </w:pPr>
+    </w:p>
+    <w:p>
+      <w:pPr>
+        <w:rPr>
+          <w:sz w:val="28"/>
+          <w:szCs w:val="28"/>
+        </w:rPr>
+      </w:pPr>
+      <w:r>
+        <w:rPr>
+          <w:sz w:val="28"/>
+          <w:szCs w:val="28"/>
+        </w:rPr>
+        <w:lastRenderedPageBreak/>
+        <w:t xml:space="preserve">Lang package </w:t>
+      </w:r>
+    </w:p>
+    <w:p>
+      <w:pPr>
+        <w:rPr>
+          <w:sz w:val="28"/>
+          <w:szCs w:val="28"/>
+        </w:rPr>
+      </w:pPr>
+    </w:p>
+    <w:p>
+      <w:pPr>
+        <w:rPr>
+          <w:sz w:val="28"/>
+          <w:szCs w:val="28"/>
+        </w:rPr>
+      </w:pPr>
+      <w:r>
+        <w:rPr>
+          <w:sz w:val="28"/>
+          <w:szCs w:val="28"/>
+        </w:rPr>
+        <w:t xml:space="preserve">String, </w:t>
+      </w:r>
+      <w:proofErr w:type="spellStart"/>
+      <w:r>
+        <w:rPr>
+          <w:sz w:val="28"/>
+          <w:szCs w:val="28"/>
+        </w:rPr>
+        <w:t>StringBuffere</w:t>
+      </w:r>
+      <w:proofErr w:type="spellEnd"/>
+      <w:r>
+        <w:rPr>
+          <w:sz w:val="28"/>
+          <w:szCs w:val="28"/>
+        </w:rPr>
+        <w:t xml:space="preserve"> and StringBuilder </w:t>
+      </w:r>
+    </w:p>
+    <w:p>
+      <w:pPr>
+        <w:rPr>
+          <w:sz w:val="28"/>
+          <w:szCs w:val="28"/>
+        </w:rPr>
+      </w:pPr>
+      <w:r>
+        <w:rPr>
+          <w:sz w:val="28"/>
+          <w:szCs w:val="28"/>
+        </w:rPr>
+        <w:t xml:space="preserve">String is a </w:t>
+      </w:r>
+      <w:proofErr w:type="spellStart"/>
+      <w:r>
+        <w:rPr>
+          <w:sz w:val="28"/>
+          <w:szCs w:val="28"/>
+        </w:rPr>
+        <w:t>pre defined</w:t>
+      </w:r>
+      <w:proofErr w:type="spellEnd"/>
+      <w:r>
+        <w:rPr>
+          <w:sz w:val="28"/>
+          <w:szCs w:val="28"/>
+        </w:rPr>
+        <w:t xml:space="preserve"> class part of lang package. </w:t>
+      </w:r>
     </w:p>
     <w:p>
       <w:pPr>
@@ -2170,7 +2358,6 @@
   <w:style w:type="character" w:default="1" w:styleId="DefaultParagraphFont">
     <w:name w:val="Default Paragraph Font"/>
     <w:uiPriority w:val="1"/>
-    <w:semiHidden/>
     <w:unhideWhenUsed/>
   </w:style>
   <w:style w:type="table" w:default="1" w:styleId="TableNormal">
